--- a/Documents/Chapter 6.docx
+++ b/Documents/Chapter 6.docx
@@ -8,9 +8,10 @@
           <w:rFonts w:ascii="Times New Roman" w:eastAsia="標楷體" w:hAnsi="Times New Roman"/>
           <w:b/>
           <w:bCs/>
-          <w:noProof/>
-        </w:rPr>
-      </w:pPr>
+        </w:rPr>
+      </w:pPr>
+      <w:bookmarkStart w:id="0" w:name="_Hlk227847998"/>
+      <w:bookmarkEnd w:id="0"/>
       <w:r>
         <w:rPr>
           <w:rFonts w:ascii="Times New Roman" w:eastAsia="標楷體" w:hAnsi="Times New Roman" w:hint="eastAsia"/>
@@ -35,6 +36,1234 @@
         </w:rPr>
         <w:t>循序圖</w:t>
       </w:r>
+    </w:p>
+    <w:p>
+      <w:pPr>
+        <w:rPr>
+          <w:rFonts w:ascii="Times New Roman" w:eastAsia="標楷體" w:hAnsi="Times New Roman" w:hint="eastAsia"/>
+          <w:b/>
+          <w:bCs/>
+          <w:noProof/>
+        </w:rPr>
+      </w:pPr>
+      <w:r>
+        <w:rPr>
+          <w:rFonts w:ascii="Times New Roman" w:eastAsia="標楷體" w:hAnsi="Times New Roman" w:hint="eastAsia"/>
+          <w:b/>
+          <w:bCs/>
+          <w:noProof/>
+        </w:rPr>
+        <w:t>長輩登入循序圖</w:t>
+      </w:r>
+      <w:r>
+        <w:rPr>
+          <w:rFonts w:ascii="Times New Roman" w:eastAsia="標楷體" w:hAnsi="Times New Roman" w:hint="eastAsia"/>
+          <w:b/>
+          <w:bCs/>
+          <w:noProof/>
+        </w:rPr>
+        <w:drawing>
+          <wp:inline distT="0" distB="0" distL="0" distR="0" wp14:anchorId="5BBBF015" wp14:editId="53F64280">
+            <wp:extent cx="6116320" cy="7642860"/>
+            <wp:effectExtent l="0" t="0" r="0" b="0"/>
+            <wp:docPr id="133967892" name="圖片 32"/>
+            <wp:cNvGraphicFramePr>
+              <a:graphicFrameLocks xmlns:a="http://schemas.openxmlformats.org/drawingml/2006/main" noChangeAspect="1"/>
+            </wp:cNvGraphicFramePr>
+            <a:graphic xmlns:a="http://schemas.openxmlformats.org/drawingml/2006/main">
+              <a:graphicData uri="http://schemas.openxmlformats.org/drawingml/2006/picture">
+                <pic:pic xmlns:pic="http://schemas.openxmlformats.org/drawingml/2006/picture">
+                  <pic:nvPicPr>
+                    <pic:cNvPr id="0" name="Picture 32"/>
+                    <pic:cNvPicPr>
+                      <a:picLocks noChangeAspect="1" noChangeArrowheads="1"/>
+                    </pic:cNvPicPr>
+                  </pic:nvPicPr>
+                  <pic:blipFill>
+                    <a:blip r:embed="rId5" cstate="print">
+                      <a:extLst>
+                        <a:ext uri="{28A0092B-C50C-407E-A947-70E740481C1C}">
+                          <a14:useLocalDpi xmlns:a14="http://schemas.microsoft.com/office/drawing/2010/main" val="0"/>
+                        </a:ext>
+                      </a:extLst>
+                    </a:blip>
+                    <a:srcRect/>
+                    <a:stretch>
+                      <a:fillRect/>
+                    </a:stretch>
+                  </pic:blipFill>
+                  <pic:spPr bwMode="auto">
+                    <a:xfrm>
+                      <a:off x="0" y="0"/>
+                      <a:ext cx="6116320" cy="7642860"/>
+                    </a:xfrm>
+                    <a:prstGeom prst="rect">
+                      <a:avLst/>
+                    </a:prstGeom>
+                    <a:noFill/>
+                    <a:ln>
+                      <a:noFill/>
+                    </a:ln>
+                  </pic:spPr>
+                </pic:pic>
+              </a:graphicData>
+            </a:graphic>
+          </wp:inline>
+        </w:drawing>
+      </w:r>
+    </w:p>
+    <w:p>
+      <w:pPr>
+        <w:widowControl/>
+        <w:rPr>
+          <w:rFonts w:ascii="Times New Roman" w:eastAsia="標楷體" w:hAnsi="Times New Roman"/>
+          <w:b/>
+          <w:bCs/>
+          <w:noProof/>
+        </w:rPr>
+      </w:pPr>
+      <w:r>
+        <w:rPr>
+          <w:rFonts w:ascii="Times New Roman" w:eastAsia="標楷體" w:hAnsi="Times New Roman" w:hint="eastAsia"/>
+          <w:b/>
+          <w:bCs/>
+          <w:noProof/>
+        </w:rPr>
+        <w:lastRenderedPageBreak/>
+        <w:t>AI</w:t>
+      </w:r>
+      <w:r>
+        <w:rPr>
+          <w:rFonts w:ascii="Times New Roman" w:eastAsia="標楷體" w:hAnsi="Times New Roman" w:hint="eastAsia"/>
+          <w:b/>
+          <w:bCs/>
+          <w:noProof/>
+        </w:rPr>
+        <w:t>語音陪伴循序圖</w:t>
+      </w:r>
+      <w:r>
+        <w:rPr>
+          <w:rFonts w:ascii="Times New Roman" w:eastAsia="標楷體" w:hAnsi="Times New Roman" w:hint="eastAsia"/>
+          <w:b/>
+          <w:bCs/>
+          <w:noProof/>
+        </w:rPr>
+        <w:drawing>
+          <wp:inline distT="0" distB="0" distL="0" distR="0" wp14:anchorId="36194C1D" wp14:editId="7C5C5302">
+            <wp:extent cx="6107430" cy="6193790"/>
+            <wp:effectExtent l="0" t="0" r="7620" b="0"/>
+            <wp:docPr id="1521537824" name="圖片 33"/>
+            <wp:cNvGraphicFramePr>
+              <a:graphicFrameLocks xmlns:a="http://schemas.openxmlformats.org/drawingml/2006/main" noChangeAspect="1"/>
+            </wp:cNvGraphicFramePr>
+            <a:graphic xmlns:a="http://schemas.openxmlformats.org/drawingml/2006/main">
+              <a:graphicData uri="http://schemas.openxmlformats.org/drawingml/2006/picture">
+                <pic:pic xmlns:pic="http://schemas.openxmlformats.org/drawingml/2006/picture">
+                  <pic:nvPicPr>
+                    <pic:cNvPr id="0" name="Picture 33"/>
+                    <pic:cNvPicPr>
+                      <a:picLocks noChangeAspect="1" noChangeArrowheads="1"/>
+                    </pic:cNvPicPr>
+                  </pic:nvPicPr>
+                  <pic:blipFill>
+                    <a:blip r:embed="rId6" cstate="print">
+                      <a:extLst>
+                        <a:ext uri="{28A0092B-C50C-407E-A947-70E740481C1C}">
+                          <a14:useLocalDpi xmlns:a14="http://schemas.microsoft.com/office/drawing/2010/main" val="0"/>
+                        </a:ext>
+                      </a:extLst>
+                    </a:blip>
+                    <a:srcRect/>
+                    <a:stretch>
+                      <a:fillRect/>
+                    </a:stretch>
+                  </pic:blipFill>
+                  <pic:spPr bwMode="auto">
+                    <a:xfrm>
+                      <a:off x="0" y="0"/>
+                      <a:ext cx="6107430" cy="6193790"/>
+                    </a:xfrm>
+                    <a:prstGeom prst="rect">
+                      <a:avLst/>
+                    </a:prstGeom>
+                    <a:noFill/>
+                    <a:ln>
+                      <a:noFill/>
+                    </a:ln>
+                  </pic:spPr>
+                </pic:pic>
+              </a:graphicData>
+            </a:graphic>
+          </wp:inline>
+        </w:drawing>
+      </w:r>
+    </w:p>
+    <w:p>
+      <w:pPr>
+        <w:widowControl/>
+        <w:rPr>
+          <w:rFonts w:ascii="Times New Roman" w:eastAsia="標楷體" w:hAnsi="Times New Roman"/>
+          <w:b/>
+          <w:bCs/>
+          <w:noProof/>
+        </w:rPr>
+      </w:pPr>
+      <w:r>
+        <w:rPr>
+          <w:rFonts w:ascii="Times New Roman" w:eastAsia="標楷體" w:hAnsi="Times New Roman" w:hint="eastAsia"/>
+          <w:b/>
+          <w:bCs/>
+          <w:noProof/>
+        </w:rPr>
+        <w:lastRenderedPageBreak/>
+        <w:t>AI</w:t>
+      </w:r>
+      <w:r>
+        <w:rPr>
+          <w:rFonts w:ascii="Times New Roman" w:eastAsia="標楷體" w:hAnsi="Times New Roman" w:hint="eastAsia"/>
+          <w:b/>
+          <w:bCs/>
+          <w:noProof/>
+        </w:rPr>
+        <w:t>日常提醒</w:t>
+      </w:r>
+      <w:r>
+        <w:rPr>
+          <w:rFonts w:ascii="Times New Roman" w:eastAsia="標楷體" w:hAnsi="Times New Roman" w:hint="eastAsia"/>
+          <w:b/>
+          <w:bCs/>
+          <w:noProof/>
+        </w:rPr>
+        <w:t>循序圖</w:t>
+      </w:r>
+      <w:r>
+        <w:rPr>
+          <w:rFonts w:ascii="Times New Roman" w:eastAsia="標楷體" w:hAnsi="Times New Roman" w:hint="eastAsia"/>
+          <w:b/>
+          <w:bCs/>
+          <w:noProof/>
+        </w:rPr>
+        <w:drawing>
+          <wp:inline distT="0" distB="0" distL="0" distR="0" wp14:anchorId="28D2BF6A" wp14:editId="520DF427">
+            <wp:extent cx="6116320" cy="5796915"/>
+            <wp:effectExtent l="0" t="0" r="0" b="0"/>
+            <wp:docPr id="917180793" name="圖片 34"/>
+            <wp:cNvGraphicFramePr>
+              <a:graphicFrameLocks xmlns:a="http://schemas.openxmlformats.org/drawingml/2006/main" noChangeAspect="1"/>
+            </wp:cNvGraphicFramePr>
+            <a:graphic xmlns:a="http://schemas.openxmlformats.org/drawingml/2006/main">
+              <a:graphicData uri="http://schemas.openxmlformats.org/drawingml/2006/picture">
+                <pic:pic xmlns:pic="http://schemas.openxmlformats.org/drawingml/2006/picture">
+                  <pic:nvPicPr>
+                    <pic:cNvPr id="0" name="Picture 34"/>
+                    <pic:cNvPicPr>
+                      <a:picLocks noChangeAspect="1" noChangeArrowheads="1"/>
+                    </pic:cNvPicPr>
+                  </pic:nvPicPr>
+                  <pic:blipFill>
+                    <a:blip r:embed="rId7" cstate="print">
+                      <a:extLst>
+                        <a:ext uri="{28A0092B-C50C-407E-A947-70E740481C1C}">
+                          <a14:useLocalDpi xmlns:a14="http://schemas.microsoft.com/office/drawing/2010/main" val="0"/>
+                        </a:ext>
+                      </a:extLst>
+                    </a:blip>
+                    <a:srcRect/>
+                    <a:stretch>
+                      <a:fillRect/>
+                    </a:stretch>
+                  </pic:blipFill>
+                  <pic:spPr bwMode="auto">
+                    <a:xfrm>
+                      <a:off x="0" y="0"/>
+                      <a:ext cx="6116320" cy="5796915"/>
+                    </a:xfrm>
+                    <a:prstGeom prst="rect">
+                      <a:avLst/>
+                    </a:prstGeom>
+                    <a:noFill/>
+                    <a:ln>
+                      <a:noFill/>
+                    </a:ln>
+                  </pic:spPr>
+                </pic:pic>
+              </a:graphicData>
+            </a:graphic>
+          </wp:inline>
+        </w:drawing>
+      </w:r>
+    </w:p>
+    <w:p>
+      <w:pPr>
+        <w:widowControl/>
+        <w:rPr>
+          <w:rFonts w:ascii="Times New Roman" w:eastAsia="標楷體" w:hAnsi="Times New Roman" w:cs="Arial"/>
+          <w:b/>
+          <w:bCs/>
+        </w:rPr>
+      </w:pPr>
+      <w:r>
+        <w:rPr>
+          <w:rFonts w:ascii="Times New Roman" w:eastAsia="標楷體" w:hAnsi="Times New Roman" w:cs="Arial" w:hint="eastAsia"/>
+          <w:b/>
+          <w:bCs/>
+        </w:rPr>
+        <w:lastRenderedPageBreak/>
+        <w:t>長輩</w:t>
+      </w:r>
+      <w:r>
+        <w:rPr>
+          <w:rFonts w:ascii="Times New Roman" w:eastAsia="標楷體" w:hAnsi="Times New Roman" w:cs="Arial"/>
+          <w:b/>
+          <w:bCs/>
+        </w:rPr>
+        <w:t>通訊</w:t>
+      </w:r>
+      <w:r>
+        <w:rPr>
+          <w:rFonts w:ascii="Times New Roman" w:eastAsia="標楷體" w:hAnsi="Times New Roman" w:hint="eastAsia"/>
+          <w:b/>
+          <w:bCs/>
+          <w:noProof/>
+        </w:rPr>
+        <w:t>循序圖</w:t>
+      </w:r>
+      <w:r>
+        <w:rPr>
+          <w:rFonts w:ascii="Times New Roman" w:eastAsia="標楷體" w:hAnsi="Times New Roman" w:hint="eastAsia"/>
+          <w:b/>
+          <w:bCs/>
+          <w:noProof/>
+        </w:rPr>
+        <w:drawing>
+          <wp:inline distT="0" distB="0" distL="0" distR="0" wp14:anchorId="53B27756" wp14:editId="0099063F">
+            <wp:extent cx="6116320" cy="5572760"/>
+            <wp:effectExtent l="0" t="0" r="0" b="8890"/>
+            <wp:docPr id="116431452" name="圖片 35"/>
+            <wp:cNvGraphicFramePr>
+              <a:graphicFrameLocks xmlns:a="http://schemas.openxmlformats.org/drawingml/2006/main" noChangeAspect="1"/>
+            </wp:cNvGraphicFramePr>
+            <a:graphic xmlns:a="http://schemas.openxmlformats.org/drawingml/2006/main">
+              <a:graphicData uri="http://schemas.openxmlformats.org/drawingml/2006/picture">
+                <pic:pic xmlns:pic="http://schemas.openxmlformats.org/drawingml/2006/picture">
+                  <pic:nvPicPr>
+                    <pic:cNvPr id="0" name="Picture 35"/>
+                    <pic:cNvPicPr>
+                      <a:picLocks noChangeAspect="1" noChangeArrowheads="1"/>
+                    </pic:cNvPicPr>
+                  </pic:nvPicPr>
+                  <pic:blipFill>
+                    <a:blip r:embed="rId8" cstate="print">
+                      <a:extLst>
+                        <a:ext uri="{28A0092B-C50C-407E-A947-70E740481C1C}">
+                          <a14:useLocalDpi xmlns:a14="http://schemas.microsoft.com/office/drawing/2010/main" val="0"/>
+                        </a:ext>
+                      </a:extLst>
+                    </a:blip>
+                    <a:srcRect/>
+                    <a:stretch>
+                      <a:fillRect/>
+                    </a:stretch>
+                  </pic:blipFill>
+                  <pic:spPr bwMode="auto">
+                    <a:xfrm>
+                      <a:off x="0" y="0"/>
+                      <a:ext cx="6116320" cy="5572760"/>
+                    </a:xfrm>
+                    <a:prstGeom prst="rect">
+                      <a:avLst/>
+                    </a:prstGeom>
+                    <a:noFill/>
+                    <a:ln>
+                      <a:noFill/>
+                    </a:ln>
+                  </pic:spPr>
+                </pic:pic>
+              </a:graphicData>
+            </a:graphic>
+          </wp:inline>
+        </w:drawing>
+      </w:r>
+    </w:p>
+    <w:p>
+      <w:pPr>
+        <w:widowControl/>
+        <w:rPr>
+          <w:rFonts w:ascii="Times New Roman" w:eastAsia="標楷體" w:hAnsi="Times New Roman" w:cs="Arial"/>
+          <w:b/>
+          <w:bCs/>
+        </w:rPr>
+      </w:pPr>
+      <w:r>
+        <w:rPr>
+          <w:rFonts w:ascii="Times New Roman" w:eastAsia="標楷體" w:hAnsi="Times New Roman" w:cs="Arial" w:hint="eastAsia"/>
+          <w:b/>
+          <w:bCs/>
+        </w:rPr>
+        <w:lastRenderedPageBreak/>
+        <w:t>長輩社群互動</w:t>
+      </w:r>
+      <w:r>
+        <w:rPr>
+          <w:rFonts w:ascii="Times New Roman" w:eastAsia="標楷體" w:hAnsi="Times New Roman" w:hint="eastAsia"/>
+          <w:b/>
+          <w:bCs/>
+          <w:noProof/>
+        </w:rPr>
+        <w:t>循序圖</w:t>
+      </w:r>
+      <w:r>
+        <w:rPr>
+          <w:rFonts w:ascii="Times New Roman" w:eastAsia="標楷體" w:hAnsi="Times New Roman" w:hint="eastAsia"/>
+          <w:b/>
+          <w:bCs/>
+          <w:noProof/>
+        </w:rPr>
+        <w:drawing>
+          <wp:inline distT="0" distB="0" distL="0" distR="0" wp14:anchorId="16BA2A4B" wp14:editId="202BEEEF">
+            <wp:extent cx="5901103" cy="8539200"/>
+            <wp:effectExtent l="0" t="0" r="4445" b="0"/>
+            <wp:docPr id="97545013" name="圖片 36"/>
+            <wp:cNvGraphicFramePr>
+              <a:graphicFrameLocks xmlns:a="http://schemas.openxmlformats.org/drawingml/2006/main" noChangeAspect="1"/>
+            </wp:cNvGraphicFramePr>
+            <a:graphic xmlns:a="http://schemas.openxmlformats.org/drawingml/2006/main">
+              <a:graphicData uri="http://schemas.openxmlformats.org/drawingml/2006/picture">
+                <pic:pic xmlns:pic="http://schemas.openxmlformats.org/drawingml/2006/picture">
+                  <pic:nvPicPr>
+                    <pic:cNvPr id="0" name="Picture 36"/>
+                    <pic:cNvPicPr>
+                      <a:picLocks noChangeAspect="1" noChangeArrowheads="1"/>
+                    </pic:cNvPicPr>
+                  </pic:nvPicPr>
+                  <pic:blipFill>
+                    <a:blip r:embed="rId9" cstate="print">
+                      <a:extLst>
+                        <a:ext uri="{28A0092B-C50C-407E-A947-70E740481C1C}">
+                          <a14:useLocalDpi xmlns:a14="http://schemas.microsoft.com/office/drawing/2010/main" val="0"/>
+                        </a:ext>
+                      </a:extLst>
+                    </a:blip>
+                    <a:srcRect/>
+                    <a:stretch>
+                      <a:fillRect/>
+                    </a:stretch>
+                  </pic:blipFill>
+                  <pic:spPr bwMode="auto">
+                    <a:xfrm>
+                      <a:off x="0" y="0"/>
+                      <a:ext cx="5903099" cy="8542088"/>
+                    </a:xfrm>
+                    <a:prstGeom prst="rect">
+                      <a:avLst/>
+                    </a:prstGeom>
+                    <a:noFill/>
+                    <a:ln>
+                      <a:noFill/>
+                    </a:ln>
+                  </pic:spPr>
+                </pic:pic>
+              </a:graphicData>
+            </a:graphic>
+          </wp:inline>
+        </w:drawing>
+      </w:r>
+    </w:p>
+    <w:p>
+      <w:pPr>
+        <w:widowControl/>
+        <w:rPr>
+          <w:rFonts w:ascii="Times New Roman" w:eastAsia="標楷體" w:hAnsi="Times New Roman"/>
+          <w:b/>
+          <w:bCs/>
+          <w:noProof/>
+        </w:rPr>
+      </w:pPr>
+      <w:r>
+        <w:rPr>
+          <w:rFonts w:ascii="Times New Roman" w:eastAsia="標楷體" w:hAnsi="Times New Roman" w:cs="Arial" w:hint="eastAsia"/>
+          <w:b/>
+          <w:bCs/>
+        </w:rPr>
+        <w:lastRenderedPageBreak/>
+        <w:t>趣味養成</w:t>
+      </w:r>
+      <w:r>
+        <w:rPr>
+          <w:rFonts w:ascii="Times New Roman" w:eastAsia="標楷體" w:hAnsi="Times New Roman" w:hint="eastAsia"/>
+          <w:b/>
+          <w:bCs/>
+          <w:noProof/>
+        </w:rPr>
+        <w:t>循序圖</w:t>
+      </w:r>
+      <w:r>
+        <w:rPr>
+          <w:rFonts w:ascii="Times New Roman" w:eastAsia="標楷體" w:hAnsi="Times New Roman" w:hint="eastAsia"/>
+          <w:b/>
+          <w:bCs/>
+          <w:noProof/>
+        </w:rPr>
+        <w:drawing>
+          <wp:inline distT="0" distB="0" distL="0" distR="0" wp14:anchorId="43114281" wp14:editId="2F969AF7">
+            <wp:extent cx="6116320" cy="5305425"/>
+            <wp:effectExtent l="0" t="0" r="0" b="9525"/>
+            <wp:docPr id="1002849363" name="圖片 37"/>
+            <wp:cNvGraphicFramePr>
+              <a:graphicFrameLocks xmlns:a="http://schemas.openxmlformats.org/drawingml/2006/main" noChangeAspect="1"/>
+            </wp:cNvGraphicFramePr>
+            <a:graphic xmlns:a="http://schemas.openxmlformats.org/drawingml/2006/main">
+              <a:graphicData uri="http://schemas.openxmlformats.org/drawingml/2006/picture">
+                <pic:pic xmlns:pic="http://schemas.openxmlformats.org/drawingml/2006/picture">
+                  <pic:nvPicPr>
+                    <pic:cNvPr id="0" name="Picture 37"/>
+                    <pic:cNvPicPr>
+                      <a:picLocks noChangeAspect="1" noChangeArrowheads="1"/>
+                    </pic:cNvPicPr>
+                  </pic:nvPicPr>
+                  <pic:blipFill>
+                    <a:blip r:embed="rId10" cstate="print">
+                      <a:extLst>
+                        <a:ext uri="{28A0092B-C50C-407E-A947-70E740481C1C}">
+                          <a14:useLocalDpi xmlns:a14="http://schemas.microsoft.com/office/drawing/2010/main" val="0"/>
+                        </a:ext>
+                      </a:extLst>
+                    </a:blip>
+                    <a:srcRect/>
+                    <a:stretch>
+                      <a:fillRect/>
+                    </a:stretch>
+                  </pic:blipFill>
+                  <pic:spPr bwMode="auto">
+                    <a:xfrm>
+                      <a:off x="0" y="0"/>
+                      <a:ext cx="6116320" cy="5305425"/>
+                    </a:xfrm>
+                    <a:prstGeom prst="rect">
+                      <a:avLst/>
+                    </a:prstGeom>
+                    <a:noFill/>
+                    <a:ln>
+                      <a:noFill/>
+                    </a:ln>
+                  </pic:spPr>
+                </pic:pic>
+              </a:graphicData>
+            </a:graphic>
+          </wp:inline>
+        </w:drawing>
+      </w:r>
+    </w:p>
+    <w:p>
+      <w:pPr>
+        <w:widowControl/>
+        <w:rPr>
+          <w:rFonts w:ascii="Times New Roman" w:eastAsia="標楷體" w:hAnsi="Times New Roman" w:cs="Arial"/>
+          <w:b/>
+          <w:bCs/>
+        </w:rPr>
+      </w:pPr>
+      <w:r>
+        <w:rPr>
+          <w:rFonts w:ascii="Times New Roman" w:eastAsia="標楷體" w:hAnsi="Times New Roman" w:cs="Arial" w:hint="eastAsia"/>
+          <w:b/>
+          <w:bCs/>
+        </w:rPr>
+        <w:lastRenderedPageBreak/>
+        <w:t>帳號與設備管理</w:t>
+      </w:r>
+      <w:r>
+        <w:rPr>
+          <w:rFonts w:ascii="Times New Roman" w:eastAsia="標楷體" w:hAnsi="Times New Roman" w:hint="eastAsia"/>
+          <w:b/>
+          <w:bCs/>
+          <w:noProof/>
+        </w:rPr>
+        <w:t>循序圖</w:t>
+      </w:r>
+      <w:r>
+        <w:rPr>
+          <w:rFonts w:ascii="Times New Roman" w:eastAsia="標楷體" w:hAnsi="Times New Roman" w:hint="eastAsia"/>
+          <w:b/>
+          <w:bCs/>
+          <w:noProof/>
+        </w:rPr>
+        <w:drawing>
+          <wp:inline distT="0" distB="0" distL="0" distR="0" wp14:anchorId="2A469052" wp14:editId="6660EDFB">
+            <wp:extent cx="6116320" cy="8677910"/>
+            <wp:effectExtent l="0" t="0" r="0" b="8890"/>
+            <wp:docPr id="1520322931" name="圖片 38"/>
+            <wp:cNvGraphicFramePr>
+              <a:graphicFrameLocks xmlns:a="http://schemas.openxmlformats.org/drawingml/2006/main" noChangeAspect="1"/>
+            </wp:cNvGraphicFramePr>
+            <a:graphic xmlns:a="http://schemas.openxmlformats.org/drawingml/2006/main">
+              <a:graphicData uri="http://schemas.openxmlformats.org/drawingml/2006/picture">
+                <pic:pic xmlns:pic="http://schemas.openxmlformats.org/drawingml/2006/picture">
+                  <pic:nvPicPr>
+                    <pic:cNvPr id="0" name="Picture 38"/>
+                    <pic:cNvPicPr>
+                      <a:picLocks noChangeAspect="1" noChangeArrowheads="1"/>
+                    </pic:cNvPicPr>
+                  </pic:nvPicPr>
+                  <pic:blipFill>
+                    <a:blip r:embed="rId11" cstate="print">
+                      <a:extLst>
+                        <a:ext uri="{28A0092B-C50C-407E-A947-70E740481C1C}">
+                          <a14:useLocalDpi xmlns:a14="http://schemas.microsoft.com/office/drawing/2010/main" val="0"/>
+                        </a:ext>
+                      </a:extLst>
+                    </a:blip>
+                    <a:srcRect/>
+                    <a:stretch>
+                      <a:fillRect/>
+                    </a:stretch>
+                  </pic:blipFill>
+                  <pic:spPr bwMode="auto">
+                    <a:xfrm>
+                      <a:off x="0" y="0"/>
+                      <a:ext cx="6116320" cy="8677910"/>
+                    </a:xfrm>
+                    <a:prstGeom prst="rect">
+                      <a:avLst/>
+                    </a:prstGeom>
+                    <a:noFill/>
+                    <a:ln>
+                      <a:noFill/>
+                    </a:ln>
+                  </pic:spPr>
+                </pic:pic>
+              </a:graphicData>
+            </a:graphic>
+          </wp:inline>
+        </w:drawing>
+      </w:r>
+    </w:p>
+    <w:p>
+      <w:pPr>
+        <w:widowControl/>
+        <w:rPr>
+          <w:rFonts w:ascii="Times New Roman" w:eastAsia="標楷體" w:hAnsi="Times New Roman" w:hint="eastAsia"/>
+          <w:b/>
+          <w:bCs/>
+          <w:noProof/>
+        </w:rPr>
+      </w:pPr>
+      <w:proofErr w:type="gramStart"/>
+      <w:r>
+        <w:rPr>
+          <w:rFonts w:ascii="Times New Roman" w:eastAsia="標楷體" w:hAnsi="Times New Roman" w:cs="Arial" w:hint="eastAsia"/>
+          <w:b/>
+          <w:bCs/>
+        </w:rPr>
+        <w:lastRenderedPageBreak/>
+        <w:t>照護排程</w:t>
+      </w:r>
+      <w:proofErr w:type="gramEnd"/>
+      <w:r>
+        <w:rPr>
+          <w:rFonts w:ascii="Times New Roman" w:eastAsia="標楷體" w:hAnsi="Times New Roman" w:cs="Arial" w:hint="eastAsia"/>
+          <w:b/>
+          <w:bCs/>
+        </w:rPr>
+        <w:t>管理</w:t>
+      </w:r>
+      <w:r>
+        <w:rPr>
+          <w:rFonts w:ascii="Times New Roman" w:eastAsia="標楷體" w:hAnsi="Times New Roman" w:hint="eastAsia"/>
+          <w:b/>
+          <w:bCs/>
+          <w:noProof/>
+        </w:rPr>
+        <w:t>循序圖</w:t>
+      </w:r>
+      <w:r>
+        <w:rPr>
+          <w:rFonts w:ascii="Times New Roman" w:eastAsia="標楷體" w:hAnsi="Times New Roman" w:hint="eastAsia"/>
+          <w:b/>
+          <w:bCs/>
+          <w:noProof/>
+        </w:rPr>
+        <w:drawing>
+          <wp:inline distT="0" distB="0" distL="0" distR="0" wp14:anchorId="63EA9FC1" wp14:editId="76E644D9">
+            <wp:extent cx="6116320" cy="5581015"/>
+            <wp:effectExtent l="0" t="0" r="0" b="635"/>
+            <wp:docPr id="68269061" name="圖片 39"/>
+            <wp:cNvGraphicFramePr>
+              <a:graphicFrameLocks xmlns:a="http://schemas.openxmlformats.org/drawingml/2006/main" noChangeAspect="1"/>
+            </wp:cNvGraphicFramePr>
+            <a:graphic xmlns:a="http://schemas.openxmlformats.org/drawingml/2006/main">
+              <a:graphicData uri="http://schemas.openxmlformats.org/drawingml/2006/picture">
+                <pic:pic xmlns:pic="http://schemas.openxmlformats.org/drawingml/2006/picture">
+                  <pic:nvPicPr>
+                    <pic:cNvPr id="0" name="Picture 39"/>
+                    <pic:cNvPicPr>
+                      <a:picLocks noChangeAspect="1" noChangeArrowheads="1"/>
+                    </pic:cNvPicPr>
+                  </pic:nvPicPr>
+                  <pic:blipFill>
+                    <a:blip r:embed="rId12" cstate="print">
+                      <a:extLst>
+                        <a:ext uri="{28A0092B-C50C-407E-A947-70E740481C1C}">
+                          <a14:useLocalDpi xmlns:a14="http://schemas.microsoft.com/office/drawing/2010/main" val="0"/>
+                        </a:ext>
+                      </a:extLst>
+                    </a:blip>
+                    <a:srcRect/>
+                    <a:stretch>
+                      <a:fillRect/>
+                    </a:stretch>
+                  </pic:blipFill>
+                  <pic:spPr bwMode="auto">
+                    <a:xfrm>
+                      <a:off x="0" y="0"/>
+                      <a:ext cx="6116320" cy="5581015"/>
+                    </a:xfrm>
+                    <a:prstGeom prst="rect">
+                      <a:avLst/>
+                    </a:prstGeom>
+                    <a:noFill/>
+                    <a:ln>
+                      <a:noFill/>
+                    </a:ln>
+                  </pic:spPr>
+                </pic:pic>
+              </a:graphicData>
+            </a:graphic>
+          </wp:inline>
+        </w:drawing>
+      </w:r>
+    </w:p>
+    <w:p>
+      <w:pPr>
+        <w:widowControl/>
+        <w:rPr>
+          <w:rFonts w:ascii="Times New Roman" w:eastAsia="標楷體" w:hAnsi="Times New Roman"/>
+          <w:b/>
+          <w:bCs/>
+          <w:noProof/>
+        </w:rPr>
+      </w:pPr>
+      <w:r>
+        <w:rPr>
+          <w:rFonts w:ascii="Times New Roman" w:eastAsia="標楷體" w:hAnsi="Times New Roman" w:hint="eastAsia"/>
+          <w:b/>
+          <w:bCs/>
+          <w:noProof/>
+        </w:rPr>
+        <w:lastRenderedPageBreak/>
+        <w:t>長輩狀態監測</w:t>
+      </w:r>
+      <w:r>
+        <w:rPr>
+          <w:rFonts w:ascii="Times New Roman" w:eastAsia="標楷體" w:hAnsi="Times New Roman" w:hint="eastAsia"/>
+          <w:b/>
+          <w:bCs/>
+          <w:noProof/>
+        </w:rPr>
+        <w:t>循序圖</w:t>
+      </w:r>
+      <w:r>
+        <w:rPr>
+          <w:rFonts w:ascii="Times New Roman" w:eastAsia="標楷體" w:hAnsi="Times New Roman" w:hint="eastAsia"/>
+          <w:b/>
+          <w:bCs/>
+          <w:noProof/>
+        </w:rPr>
+        <w:drawing>
+          <wp:inline distT="0" distB="0" distL="0" distR="0" wp14:anchorId="51ABE6CE" wp14:editId="1B07020C">
+            <wp:extent cx="6116320" cy="8255635"/>
+            <wp:effectExtent l="0" t="0" r="0" b="0"/>
+            <wp:docPr id="1158388650" name="圖片 40"/>
+            <wp:cNvGraphicFramePr>
+              <a:graphicFrameLocks xmlns:a="http://schemas.openxmlformats.org/drawingml/2006/main" noChangeAspect="1"/>
+            </wp:cNvGraphicFramePr>
+            <a:graphic xmlns:a="http://schemas.openxmlformats.org/drawingml/2006/main">
+              <a:graphicData uri="http://schemas.openxmlformats.org/drawingml/2006/picture">
+                <pic:pic xmlns:pic="http://schemas.openxmlformats.org/drawingml/2006/picture">
+                  <pic:nvPicPr>
+                    <pic:cNvPr id="0" name="Picture 40"/>
+                    <pic:cNvPicPr>
+                      <a:picLocks noChangeAspect="1" noChangeArrowheads="1"/>
+                    </pic:cNvPicPr>
+                  </pic:nvPicPr>
+                  <pic:blipFill>
+                    <a:blip r:embed="rId13" cstate="print">
+                      <a:extLst>
+                        <a:ext uri="{28A0092B-C50C-407E-A947-70E740481C1C}">
+                          <a14:useLocalDpi xmlns:a14="http://schemas.microsoft.com/office/drawing/2010/main" val="0"/>
+                        </a:ext>
+                      </a:extLst>
+                    </a:blip>
+                    <a:srcRect/>
+                    <a:stretch>
+                      <a:fillRect/>
+                    </a:stretch>
+                  </pic:blipFill>
+                  <pic:spPr bwMode="auto">
+                    <a:xfrm>
+                      <a:off x="0" y="0"/>
+                      <a:ext cx="6116320" cy="8255635"/>
+                    </a:xfrm>
+                    <a:prstGeom prst="rect">
+                      <a:avLst/>
+                    </a:prstGeom>
+                    <a:noFill/>
+                    <a:ln>
+                      <a:noFill/>
+                    </a:ln>
+                  </pic:spPr>
+                </pic:pic>
+              </a:graphicData>
+            </a:graphic>
+          </wp:inline>
+        </w:drawing>
+      </w:r>
+    </w:p>
+    <w:p>
+      <w:pPr>
+        <w:rPr>
+          <w:rFonts w:ascii="Times New Roman" w:eastAsia="標楷體" w:hAnsi="Times New Roman"/>
+          <w:b/>
+          <w:bCs/>
+          <w:noProof/>
+        </w:rPr>
+      </w:pPr>
+      <w:r>
+        <w:rPr>
+          <w:rFonts w:ascii="Times New Roman" w:eastAsia="標楷體" w:hAnsi="Times New Roman" w:hint="eastAsia"/>
+          <w:b/>
+          <w:bCs/>
+          <w:noProof/>
+        </w:rPr>
+        <w:lastRenderedPageBreak/>
+        <w:t>家屬通訊</w:t>
+      </w:r>
+      <w:r>
+        <w:rPr>
+          <w:rFonts w:ascii="Times New Roman" w:eastAsia="標楷體" w:hAnsi="Times New Roman" w:hint="eastAsia"/>
+          <w:b/>
+          <w:bCs/>
+          <w:noProof/>
+        </w:rPr>
+        <w:t>循序圖</w:t>
+      </w:r>
+      <w:r>
+        <w:rPr>
+          <w:rFonts w:ascii="Times New Roman" w:eastAsia="標楷體" w:hAnsi="Times New Roman" w:hint="eastAsia"/>
+          <w:b/>
+          <w:bCs/>
+          <w:noProof/>
+        </w:rPr>
+        <w:drawing>
+          <wp:inline distT="0" distB="0" distL="0" distR="0" wp14:anchorId="5B57E584" wp14:editId="1568C602">
+            <wp:extent cx="6116320" cy="5900420"/>
+            <wp:effectExtent l="0" t="0" r="0" b="5080"/>
+            <wp:docPr id="1359398386" name="圖片 41"/>
+            <wp:cNvGraphicFramePr>
+              <a:graphicFrameLocks xmlns:a="http://schemas.openxmlformats.org/drawingml/2006/main" noChangeAspect="1"/>
+            </wp:cNvGraphicFramePr>
+            <a:graphic xmlns:a="http://schemas.openxmlformats.org/drawingml/2006/main">
+              <a:graphicData uri="http://schemas.openxmlformats.org/drawingml/2006/picture">
+                <pic:pic xmlns:pic="http://schemas.openxmlformats.org/drawingml/2006/picture">
+                  <pic:nvPicPr>
+                    <pic:cNvPr id="0" name="Picture 41"/>
+                    <pic:cNvPicPr>
+                      <a:picLocks noChangeAspect="1" noChangeArrowheads="1"/>
+                    </pic:cNvPicPr>
+                  </pic:nvPicPr>
+                  <pic:blipFill>
+                    <a:blip r:embed="rId14" cstate="print">
+                      <a:extLst>
+                        <a:ext uri="{28A0092B-C50C-407E-A947-70E740481C1C}">
+                          <a14:useLocalDpi xmlns:a14="http://schemas.microsoft.com/office/drawing/2010/main" val="0"/>
+                        </a:ext>
+                      </a:extLst>
+                    </a:blip>
+                    <a:srcRect/>
+                    <a:stretch>
+                      <a:fillRect/>
+                    </a:stretch>
+                  </pic:blipFill>
+                  <pic:spPr bwMode="auto">
+                    <a:xfrm>
+                      <a:off x="0" y="0"/>
+                      <a:ext cx="6116320" cy="5900420"/>
+                    </a:xfrm>
+                    <a:prstGeom prst="rect">
+                      <a:avLst/>
+                    </a:prstGeom>
+                    <a:noFill/>
+                    <a:ln>
+                      <a:noFill/>
+                    </a:ln>
+                  </pic:spPr>
+                </pic:pic>
+              </a:graphicData>
+            </a:graphic>
+          </wp:inline>
+        </w:drawing>
+      </w:r>
+    </w:p>
+    <w:p>
+      <w:pPr>
+        <w:rPr>
+          <w:rFonts w:ascii="Times New Roman" w:eastAsia="標楷體" w:hAnsi="Times New Roman"/>
+          <w:b/>
+          <w:bCs/>
+          <w:sz w:val="28"/>
+          <w:szCs w:val="28"/>
+        </w:rPr>
+      </w:pPr>
+      <w:r>
+        <w:rPr>
+          <w:rFonts w:ascii="Times New Roman" w:eastAsia="標楷體" w:hAnsi="Times New Roman" w:cs="Arial" w:hint="eastAsia"/>
+          <w:b/>
+          <w:bCs/>
+        </w:rPr>
+        <w:t>狀態與日誌監控</w:t>
+      </w:r>
+      <w:r>
+        <w:rPr>
+          <w:rFonts w:ascii="Times New Roman" w:eastAsia="標楷體" w:hAnsi="Times New Roman" w:hint="eastAsia"/>
+          <w:b/>
+          <w:bCs/>
+          <w:noProof/>
+        </w:rPr>
+        <w:t>循序圖</w:t>
+      </w:r>
+      <w:r>
+        <w:rPr>
+          <w:rFonts w:ascii="Times New Roman" w:eastAsia="標楷體" w:hAnsi="Times New Roman" w:hint="eastAsia"/>
+          <w:b/>
+          <w:bCs/>
+          <w:noProof/>
+        </w:rPr>
+        <w:lastRenderedPageBreak/>
+        <w:drawing>
+          <wp:inline distT="0" distB="0" distL="0" distR="0" wp14:anchorId="640389DB" wp14:editId="6703BCA4">
+            <wp:extent cx="6107430" cy="5909310"/>
+            <wp:effectExtent l="0" t="0" r="7620" b="0"/>
+            <wp:docPr id="1390634035" name="圖片 42"/>
+            <wp:cNvGraphicFramePr>
+              <a:graphicFrameLocks xmlns:a="http://schemas.openxmlformats.org/drawingml/2006/main" noChangeAspect="1"/>
+            </wp:cNvGraphicFramePr>
+            <a:graphic xmlns:a="http://schemas.openxmlformats.org/drawingml/2006/main">
+              <a:graphicData uri="http://schemas.openxmlformats.org/drawingml/2006/picture">
+                <pic:pic xmlns:pic="http://schemas.openxmlformats.org/drawingml/2006/picture">
+                  <pic:nvPicPr>
+                    <pic:cNvPr id="0" name="Picture 42"/>
+                    <pic:cNvPicPr>
+                      <a:picLocks noChangeAspect="1" noChangeArrowheads="1"/>
+                    </pic:cNvPicPr>
+                  </pic:nvPicPr>
+                  <pic:blipFill>
+                    <a:blip r:embed="rId15" cstate="print">
+                      <a:extLst>
+                        <a:ext uri="{28A0092B-C50C-407E-A947-70E740481C1C}">
+                          <a14:useLocalDpi xmlns:a14="http://schemas.microsoft.com/office/drawing/2010/main" val="0"/>
+                        </a:ext>
+                      </a:extLst>
+                    </a:blip>
+                    <a:srcRect/>
+                    <a:stretch>
+                      <a:fillRect/>
+                    </a:stretch>
+                  </pic:blipFill>
+                  <pic:spPr bwMode="auto">
+                    <a:xfrm>
+                      <a:off x="0" y="0"/>
+                      <a:ext cx="6107430" cy="5909310"/>
+                    </a:xfrm>
+                    <a:prstGeom prst="rect">
+                      <a:avLst/>
+                    </a:prstGeom>
+                    <a:noFill/>
+                    <a:ln>
+                      <a:noFill/>
+                    </a:ln>
+                  </pic:spPr>
+                </pic:pic>
+              </a:graphicData>
+            </a:graphic>
+          </wp:inline>
+        </w:drawing>
+      </w:r>
+    </w:p>
+    <w:p>
+      <w:pPr>
+        <w:widowControl/>
+        <w:rPr>
+          <w:rFonts w:ascii="Times New Roman" w:eastAsia="標楷體" w:hAnsi="Times New Roman"/>
+          <w:b/>
+          <w:bCs/>
+          <w:noProof/>
+        </w:rPr>
+      </w:pPr>
+      <w:r>
+        <w:rPr>
+          <w:rFonts w:ascii="Times New Roman" w:eastAsia="標楷體" w:hAnsi="Times New Roman" w:hint="eastAsia"/>
+          <w:b/>
+          <w:bCs/>
+          <w:noProof/>
+        </w:rPr>
+        <w:lastRenderedPageBreak/>
+        <w:t>模型管理作業</w:t>
+      </w:r>
+      <w:r>
+        <w:rPr>
+          <w:rFonts w:ascii="Times New Roman" w:eastAsia="標楷體" w:hAnsi="Times New Roman" w:hint="eastAsia"/>
+          <w:b/>
+          <w:bCs/>
+          <w:noProof/>
+        </w:rPr>
+        <w:t>循序圖</w:t>
+      </w:r>
+      <w:r>
+        <w:rPr>
+          <w:rFonts w:ascii="Times New Roman" w:eastAsia="標楷體" w:hAnsi="Times New Roman" w:hint="eastAsia"/>
+          <w:b/>
+          <w:bCs/>
+          <w:noProof/>
+        </w:rPr>
+        <w:drawing>
+          <wp:inline distT="0" distB="0" distL="0" distR="0" wp14:anchorId="0245B87C" wp14:editId="2EA0B9C6">
+            <wp:extent cx="6116320" cy="5098415"/>
+            <wp:effectExtent l="0" t="0" r="0" b="6985"/>
+            <wp:docPr id="923574941" name="圖片 43"/>
+            <wp:cNvGraphicFramePr>
+              <a:graphicFrameLocks xmlns:a="http://schemas.openxmlformats.org/drawingml/2006/main" noChangeAspect="1"/>
+            </wp:cNvGraphicFramePr>
+            <a:graphic xmlns:a="http://schemas.openxmlformats.org/drawingml/2006/main">
+              <a:graphicData uri="http://schemas.openxmlformats.org/drawingml/2006/picture">
+                <pic:pic xmlns:pic="http://schemas.openxmlformats.org/drawingml/2006/picture">
+                  <pic:nvPicPr>
+                    <pic:cNvPr id="0" name="Picture 43"/>
+                    <pic:cNvPicPr>
+                      <a:picLocks noChangeAspect="1" noChangeArrowheads="1"/>
+                    </pic:cNvPicPr>
+                  </pic:nvPicPr>
+                  <pic:blipFill>
+                    <a:blip r:embed="rId16" cstate="print">
+                      <a:extLst>
+                        <a:ext uri="{28A0092B-C50C-407E-A947-70E740481C1C}">
+                          <a14:useLocalDpi xmlns:a14="http://schemas.microsoft.com/office/drawing/2010/main" val="0"/>
+                        </a:ext>
+                      </a:extLst>
+                    </a:blip>
+                    <a:srcRect/>
+                    <a:stretch>
+                      <a:fillRect/>
+                    </a:stretch>
+                  </pic:blipFill>
+                  <pic:spPr bwMode="auto">
+                    <a:xfrm>
+                      <a:off x="0" y="0"/>
+                      <a:ext cx="6116320" cy="5098415"/>
+                    </a:xfrm>
+                    <a:prstGeom prst="rect">
+                      <a:avLst/>
+                    </a:prstGeom>
+                    <a:noFill/>
+                    <a:ln>
+                      <a:noFill/>
+                    </a:ln>
+                  </pic:spPr>
+                </pic:pic>
+              </a:graphicData>
+            </a:graphic>
+          </wp:inline>
+        </w:drawing>
+      </w:r>
+    </w:p>
+    <w:p>
+      <w:pPr>
+        <w:widowControl/>
+        <w:rPr>
+          <w:rFonts w:ascii="Times New Roman" w:eastAsia="標楷體" w:hAnsi="Times New Roman"/>
+          <w:b/>
+          <w:bCs/>
+          <w:sz w:val="28"/>
+          <w:szCs w:val="28"/>
+        </w:rPr>
+      </w:pPr>
+      <w:r>
+        <w:rPr>
+          <w:rFonts w:ascii="Times New Roman" w:eastAsia="標楷體" w:hAnsi="Times New Roman" w:cs="Arial"/>
+          <w:b/>
+          <w:bCs/>
+        </w:rPr>
+        <w:lastRenderedPageBreak/>
+        <w:t>用戶與資源分配</w:t>
+      </w:r>
+      <w:r>
+        <w:rPr>
+          <w:rFonts w:ascii="Times New Roman" w:eastAsia="標楷體" w:hAnsi="Times New Roman" w:hint="eastAsia"/>
+          <w:b/>
+          <w:bCs/>
+          <w:noProof/>
+        </w:rPr>
+        <w:t>循序圖</w:t>
+      </w:r>
+      <w:r>
+        <w:rPr>
+          <w:rFonts w:ascii="Times New Roman" w:eastAsia="標楷體" w:hAnsi="Times New Roman" w:hint="eastAsia"/>
+          <w:b/>
+          <w:bCs/>
+          <w:noProof/>
+        </w:rPr>
+        <w:drawing>
+          <wp:inline distT="0" distB="0" distL="0" distR="0" wp14:anchorId="30A72499" wp14:editId="1AD9BFD3">
+            <wp:extent cx="4771560" cy="8452597"/>
+            <wp:effectExtent l="0" t="0" r="0" b="5715"/>
+            <wp:docPr id="429984078" name="圖片 44"/>
+            <wp:cNvGraphicFramePr>
+              <a:graphicFrameLocks xmlns:a="http://schemas.openxmlformats.org/drawingml/2006/main" noChangeAspect="1"/>
+            </wp:cNvGraphicFramePr>
+            <a:graphic xmlns:a="http://schemas.openxmlformats.org/drawingml/2006/main">
+              <a:graphicData uri="http://schemas.openxmlformats.org/drawingml/2006/picture">
+                <pic:pic xmlns:pic="http://schemas.openxmlformats.org/drawingml/2006/picture">
+                  <pic:nvPicPr>
+                    <pic:cNvPr id="0" name="Picture 44"/>
+                    <pic:cNvPicPr>
+                      <a:picLocks noChangeAspect="1" noChangeArrowheads="1"/>
+                    </pic:cNvPicPr>
+                  </pic:nvPicPr>
+                  <pic:blipFill>
+                    <a:blip r:embed="rId17" cstate="print">
+                      <a:extLst>
+                        <a:ext uri="{28A0092B-C50C-407E-A947-70E740481C1C}">
+                          <a14:useLocalDpi xmlns:a14="http://schemas.microsoft.com/office/drawing/2010/main" val="0"/>
+                        </a:ext>
+                      </a:extLst>
+                    </a:blip>
+                    <a:srcRect/>
+                    <a:stretch>
+                      <a:fillRect/>
+                    </a:stretch>
+                  </pic:blipFill>
+                  <pic:spPr bwMode="auto">
+                    <a:xfrm>
+                      <a:off x="0" y="0"/>
+                      <a:ext cx="4775052" cy="8458783"/>
+                    </a:xfrm>
+                    <a:prstGeom prst="rect">
+                      <a:avLst/>
+                    </a:prstGeom>
+                    <a:noFill/>
+                    <a:ln>
+                      <a:noFill/>
+                    </a:ln>
+                  </pic:spPr>
+                </pic:pic>
+              </a:graphicData>
+            </a:graphic>
+          </wp:inline>
+        </w:drawing>
+      </w:r>
+    </w:p>
+    <w:p>
+      <w:pPr>
+        <w:rPr>
+          <w:rFonts w:ascii="Times New Roman" w:eastAsia="標楷體" w:hAnsi="Times New Roman"/>
+          <w:b/>
+          <w:bCs/>
+          <w:sz w:val="28"/>
+          <w:szCs w:val="28"/>
+        </w:rPr>
+      </w:pPr>
+      <w:r>
+        <w:rPr>
+          <w:rFonts w:ascii="Times New Roman" w:eastAsia="標楷體" w:hAnsi="Times New Roman" w:cs="Arial" w:hint="eastAsia"/>
+          <w:b/>
+          <w:bCs/>
+        </w:rPr>
+        <w:lastRenderedPageBreak/>
+        <w:t>使用者</w:t>
+      </w:r>
+      <w:r>
+        <w:rPr>
+          <w:rFonts w:ascii="Times New Roman" w:eastAsia="標楷體" w:hAnsi="Times New Roman" w:cs="Arial"/>
+          <w:b/>
+          <w:bCs/>
+        </w:rPr>
+        <w:t>權限管理</w:t>
+      </w:r>
+      <w:r>
+        <w:rPr>
+          <w:rFonts w:ascii="Times New Roman" w:eastAsia="標楷體" w:hAnsi="Times New Roman" w:hint="eastAsia"/>
+          <w:b/>
+          <w:bCs/>
+          <w:noProof/>
+        </w:rPr>
+        <w:t>循序圖</w:t>
+      </w:r>
+      <w:r>
+        <w:rPr>
+          <w:rFonts w:ascii="Times New Roman" w:eastAsia="標楷體" w:hAnsi="Times New Roman" w:hint="eastAsia"/>
+          <w:b/>
+          <w:bCs/>
+          <w:noProof/>
+        </w:rPr>
+        <w:drawing>
+          <wp:inline distT="0" distB="0" distL="0" distR="0" wp14:anchorId="79D0FC11" wp14:editId="3140B7D9">
+            <wp:extent cx="6107430" cy="6323330"/>
+            <wp:effectExtent l="0" t="0" r="7620" b="1270"/>
+            <wp:docPr id="1347128666" name="圖片 45"/>
+            <wp:cNvGraphicFramePr>
+              <a:graphicFrameLocks xmlns:a="http://schemas.openxmlformats.org/drawingml/2006/main" noChangeAspect="1"/>
+            </wp:cNvGraphicFramePr>
+            <a:graphic xmlns:a="http://schemas.openxmlformats.org/drawingml/2006/main">
+              <a:graphicData uri="http://schemas.openxmlformats.org/drawingml/2006/picture">
+                <pic:pic xmlns:pic="http://schemas.openxmlformats.org/drawingml/2006/picture">
+                  <pic:nvPicPr>
+                    <pic:cNvPr id="0" name="Picture 45"/>
+                    <pic:cNvPicPr>
+                      <a:picLocks noChangeAspect="1" noChangeArrowheads="1"/>
+                    </pic:cNvPicPr>
+                  </pic:nvPicPr>
+                  <pic:blipFill>
+                    <a:blip r:embed="rId18" cstate="print">
+                      <a:extLst>
+                        <a:ext uri="{28A0092B-C50C-407E-A947-70E740481C1C}">
+                          <a14:useLocalDpi xmlns:a14="http://schemas.microsoft.com/office/drawing/2010/main" val="0"/>
+                        </a:ext>
+                      </a:extLst>
+                    </a:blip>
+                    <a:srcRect/>
+                    <a:stretch>
+                      <a:fillRect/>
+                    </a:stretch>
+                  </pic:blipFill>
+                  <pic:spPr bwMode="auto">
+                    <a:xfrm>
+                      <a:off x="0" y="0"/>
+                      <a:ext cx="6107430" cy="6323330"/>
+                    </a:xfrm>
+                    <a:prstGeom prst="rect">
+                      <a:avLst/>
+                    </a:prstGeom>
+                    <a:noFill/>
+                    <a:ln>
+                      <a:noFill/>
+                    </a:ln>
+                  </pic:spPr>
+                </pic:pic>
+              </a:graphicData>
+            </a:graphic>
+          </wp:inline>
+        </w:drawing>
+      </w:r>
+    </w:p>
+    <w:p>
+      <w:pPr>
+        <w:widowControl/>
+        <w:rPr>
+          <w:rFonts w:ascii="Times New Roman" w:eastAsia="標楷體" w:hAnsi="Times New Roman" w:hint="eastAsia"/>
+          <w:b/>
+          <w:bCs/>
+          <w:noProof/>
+        </w:rPr>
+      </w:pPr>
     </w:p>
     <w:p>
       <w:pPr>
@@ -143,7 +1372,7 @@
                     </pic:cNvPicPr>
                   </pic:nvPicPr>
                   <pic:blipFill>
-                    <a:blip r:embed="rId5" cstate="print">
+                    <a:blip r:embed="rId19" cstate="print">
                       <a:extLst>
                         <a:ext uri="{28A0092B-C50C-407E-A947-70E740481C1C}">
                           <a14:useLocalDpi xmlns:a14="http://schemas.microsoft.com/office/drawing/2010/main" val="0"/>
@@ -173,67 +1402,6 @@
             </a:graphic>
           </wp:inline>
         </w:drawing>
-      </w:r>
-      <w:r>
-        <w:rPr>
-          <w:rFonts w:ascii="Times New Roman" w:eastAsia="標楷體" w:hAnsi="Times New Roman"/>
-          <w:b/>
-          <w:bCs/>
-        </w:rPr>
-        <w:br w:type="page"/>
-      </w:r>
-      <w:r>
-        <w:rPr>
-          <w:rFonts w:ascii="Times New Roman" w:eastAsia="標楷體" w:hAnsi="Times New Roman" w:hint="eastAsia"/>
-          <w:b/>
-          <w:bCs/>
-          <w:sz w:val="28"/>
-          <w:szCs w:val="28"/>
-        </w:rPr>
-        <w:lastRenderedPageBreak/>
-        <w:t>4</w:t>
-      </w:r>
-      <w:r>
-        <w:rPr>
-          <w:rFonts w:ascii="Times New Roman" w:eastAsia="標楷體" w:hAnsi="Times New Roman"/>
-          <w:b/>
-          <w:bCs/>
-          <w:sz w:val="28"/>
-          <w:szCs w:val="28"/>
-        </w:rPr>
-        <w:t xml:space="preserve">-3 </w:t>
-      </w:r>
-      <w:r>
-        <w:rPr>
-          <w:rFonts w:ascii="Times New Roman" w:eastAsia="標楷體" w:hAnsi="Times New Roman" w:hint="eastAsia"/>
-          <w:b/>
-          <w:bCs/>
-          <w:sz w:val="28"/>
-          <w:szCs w:val="28"/>
-        </w:rPr>
-        <w:t>上傳</w:t>
-      </w:r>
-      <w:proofErr w:type="spellStart"/>
-      <w:r>
-        <w:rPr>
-          <w:rFonts w:ascii="Times New Roman" w:eastAsia="標楷體" w:hAnsi="Times New Roman" w:hint="eastAsia"/>
-          <w:b/>
-          <w:bCs/>
-          <w:sz w:val="28"/>
-          <w:szCs w:val="28"/>
-        </w:rPr>
-        <w:t>github</w:t>
-      </w:r>
-      <w:proofErr w:type="spellEnd"/>
-      <w:r>
-        <w:rPr>
-          <w:rFonts w:ascii="Times New Roman" w:eastAsia="標楷體" w:hAnsi="Times New Roman" w:hint="eastAsia"/>
-          <w:b/>
-          <w:bCs/>
-          <w:sz w:val="28"/>
-          <w:szCs w:val="28"/>
-        </w:rPr>
-        <w:t>紀錄</w:t>
       </w:r>
     </w:p>
     <w:sectPr>

--- a/Documents/Chapter 6.docx
+++ b/Documents/Chapter 6.docx
@@ -40,7 +40,7 @@
     <w:p>
       <w:pPr>
         <w:rPr>
-          <w:rFonts w:ascii="Times New Roman" w:eastAsia="標楷體" w:hAnsi="Times New Roman" w:hint="eastAsia"/>
+          <w:rFonts w:ascii="Times New Roman" w:eastAsia="標楷體" w:hAnsi="Times New Roman"/>
           <w:b/>
           <w:bCs/>
           <w:noProof/>
@@ -225,16 +225,7 @@
           <w:bCs/>
           <w:noProof/>
         </w:rPr>
-        <w:t>日常提醒</w:t>
-      </w:r>
-      <w:r>
-        <w:rPr>
-          <w:rFonts w:ascii="Times New Roman" w:eastAsia="標楷體" w:hAnsi="Times New Roman" w:hint="eastAsia"/>
-          <w:b/>
-          <w:bCs/>
-          <w:noProof/>
-        </w:rPr>
-        <w:t>循序圖</w:t>
+        <w:t>日常提醒循序圖</w:t>
       </w:r>
       <w:r>
         <w:rPr>
@@ -589,9 +580,9 @@
           <w:noProof/>
         </w:rPr>
         <w:drawing>
-          <wp:inline distT="0" distB="0" distL="0" distR="0" wp14:anchorId="2A469052" wp14:editId="6660EDFB">
-            <wp:extent cx="6116320" cy="8677910"/>
-            <wp:effectExtent l="0" t="0" r="0" b="8890"/>
+          <wp:inline distT="0" distB="0" distL="0" distR="0" wp14:anchorId="2A469052" wp14:editId="150A05E4">
+            <wp:extent cx="5751518" cy="8160325"/>
+            <wp:effectExtent l="0" t="0" r="1905" b="0"/>
             <wp:docPr id="1520322931" name="圖片 38"/>
             <wp:cNvGraphicFramePr>
               <a:graphicFrameLocks xmlns:a="http://schemas.openxmlformats.org/drawingml/2006/main" noChangeAspect="1"/>
@@ -621,7 +612,7 @@
                   <pic:spPr bwMode="auto">
                     <a:xfrm>
                       <a:off x="0" y="0"/>
-                      <a:ext cx="6116320" cy="8677910"/>
+                      <a:ext cx="5756297" cy="8167105"/>
                     </a:xfrm>
                     <a:prstGeom prst="rect">
                       <a:avLst/>
@@ -642,7 +633,7 @@
       <w:pPr>
         <w:widowControl/>
         <w:rPr>
-          <w:rFonts w:ascii="Times New Roman" w:eastAsia="標楷體" w:hAnsi="Times New Roman" w:hint="eastAsia"/>
+          <w:rFonts w:ascii="Times New Roman" w:eastAsia="標楷體" w:hAnsi="Times New Roman"/>
           <w:b/>
           <w:bCs/>
           <w:noProof/>
@@ -751,16 +742,7 @@
           <w:noProof/>
         </w:rPr>
         <w:lastRenderedPageBreak/>
-        <w:t>長輩狀態監測</w:t>
-      </w:r>
-      <w:r>
-        <w:rPr>
-          <w:rFonts w:ascii="Times New Roman" w:eastAsia="標楷體" w:hAnsi="Times New Roman" w:hint="eastAsia"/>
-          <w:b/>
-          <w:bCs/>
-          <w:noProof/>
-        </w:rPr>
-        <w:t>循序圖</w:t>
+        <w:t>長輩狀態監測循序圖</w:t>
       </w:r>
       <w:r>
         <w:rPr>
@@ -836,16 +818,7 @@
           <w:noProof/>
         </w:rPr>
         <w:lastRenderedPageBreak/>
-        <w:t>家屬通訊</w:t>
-      </w:r>
-      <w:r>
-        <w:rPr>
-          <w:rFonts w:ascii="Times New Roman" w:eastAsia="標楷體" w:hAnsi="Times New Roman" w:hint="eastAsia"/>
-          <w:b/>
-          <w:bCs/>
-          <w:noProof/>
-        </w:rPr>
-        <w:t>循序圖</w:t>
+        <w:t>家屬通訊循序圖</w:t>
       </w:r>
       <w:r>
         <w:rPr>
@@ -1007,16 +980,7 @@
           <w:noProof/>
         </w:rPr>
         <w:lastRenderedPageBreak/>
-        <w:t>模型管理作業</w:t>
-      </w:r>
-      <w:r>
-        <w:rPr>
-          <w:rFonts w:ascii="Times New Roman" w:eastAsia="標楷體" w:hAnsi="Times New Roman" w:hint="eastAsia"/>
-          <w:b/>
-          <w:bCs/>
-          <w:noProof/>
-        </w:rPr>
-        <w:t>循序圖</w:t>
+        <w:t>模型管理作業循序圖</w:t>
       </w:r>
       <w:r>
         <w:rPr>
@@ -1258,7 +1222,7 @@
       <w:pPr>
         <w:widowControl/>
         <w:rPr>
-          <w:rFonts w:ascii="Times New Roman" w:eastAsia="標楷體" w:hAnsi="Times New Roman" w:hint="eastAsia"/>
+          <w:rFonts w:ascii="Times New Roman" w:eastAsia="標楷體" w:hAnsi="Times New Roman"/>
           <w:b/>
           <w:bCs/>
           <w:noProof/>

--- a/Documents/Chapter 6.docx
+++ b/Documents/Chapter 6.docx
@@ -80,7 +80,7 @@
                     </pic:cNvPicPr>
                   </pic:nvPicPr>
                   <pic:blipFill>
-                    <a:blip r:embed="rId5" cstate="print">
+                    <a:blip r:embed="rId7" cstate="print">
                       <a:extLst>
                         <a:ext uri="{28A0092B-C50C-407E-A947-70E740481C1C}">
                           <a14:useLocalDpi xmlns:a14="http://schemas.microsoft.com/office/drawing/2010/main" val="0"/>
@@ -166,7 +166,7 @@
                     </pic:cNvPicPr>
                   </pic:nvPicPr>
                   <pic:blipFill>
-                    <a:blip r:embed="rId6" cstate="print">
+                    <a:blip r:embed="rId8" cstate="print">
                       <a:extLst>
                         <a:ext uri="{28A0092B-C50C-407E-A947-70E740481C1C}">
                           <a14:useLocalDpi xmlns:a14="http://schemas.microsoft.com/office/drawing/2010/main" val="0"/>
@@ -252,7 +252,7 @@
                     </pic:cNvPicPr>
                   </pic:nvPicPr>
                   <pic:blipFill>
-                    <a:blip r:embed="rId7" cstate="print">
+                    <a:blip r:embed="rId9" cstate="print">
                       <a:extLst>
                         <a:ext uri="{28A0092B-C50C-407E-A947-70E740481C1C}">
                           <a14:useLocalDpi xmlns:a14="http://schemas.microsoft.com/office/drawing/2010/main" val="0"/>
@@ -344,7 +344,7 @@
                     </pic:cNvPicPr>
                   </pic:nvPicPr>
                   <pic:blipFill>
-                    <a:blip r:embed="rId8" cstate="print">
+                    <a:blip r:embed="rId10" cstate="print">
                       <a:extLst>
                         <a:ext uri="{28A0092B-C50C-407E-A947-70E740481C1C}">
                           <a14:useLocalDpi xmlns:a14="http://schemas.microsoft.com/office/drawing/2010/main" val="0"/>
@@ -428,7 +428,7 @@
                     </pic:cNvPicPr>
                   </pic:nvPicPr>
                   <pic:blipFill>
-                    <a:blip r:embed="rId9" cstate="print">
+                    <a:blip r:embed="rId11" cstate="print">
                       <a:extLst>
                         <a:ext uri="{28A0092B-C50C-407E-A947-70E740481C1C}">
                           <a14:useLocalDpi xmlns:a14="http://schemas.microsoft.com/office/drawing/2010/main" val="0"/>
@@ -513,7 +513,7 @@
                     </pic:cNvPicPr>
                   </pic:nvPicPr>
                   <pic:blipFill>
-                    <a:blip r:embed="rId10" cstate="print">
+                    <a:blip r:embed="rId12" cstate="print">
                       <a:extLst>
                         <a:ext uri="{28A0092B-C50C-407E-A947-70E740481C1C}">
                           <a14:useLocalDpi xmlns:a14="http://schemas.microsoft.com/office/drawing/2010/main" val="0"/>
@@ -580,7 +580,7 @@
           <w:noProof/>
         </w:rPr>
         <w:drawing>
-          <wp:inline distT="0" distB="0" distL="0" distR="0" wp14:anchorId="2A469052" wp14:editId="150A05E4">
+          <wp:inline distT="0" distB="0" distL="0" distR="0" wp14:anchorId="2A469052" wp14:editId="256E7FC9">
             <wp:extent cx="5751518" cy="8160325"/>
             <wp:effectExtent l="0" t="0" r="1905" b="0"/>
             <wp:docPr id="1520322931" name="圖片 38"/>
@@ -597,7 +597,7 @@
                     </pic:cNvPicPr>
                   </pic:nvPicPr>
                   <pic:blipFill>
-                    <a:blip r:embed="rId11" cstate="print">
+                    <a:blip r:embed="rId13" cstate="print">
                       <a:extLst>
                         <a:ext uri="{28A0092B-C50C-407E-A947-70E740481C1C}">
                           <a14:useLocalDpi xmlns:a14="http://schemas.microsoft.com/office/drawing/2010/main" val="0"/>
@@ -639,7 +639,6 @@
           <w:noProof/>
         </w:rPr>
       </w:pPr>
-      <w:proofErr w:type="gramStart"/>
       <w:r>
         <w:rPr>
           <w:rFonts w:ascii="Times New Roman" w:eastAsia="標楷體" w:hAnsi="Times New Roman" w:cs="Arial" w:hint="eastAsia"/>
@@ -647,16 +646,7 @@
           <w:bCs/>
         </w:rPr>
         <w:lastRenderedPageBreak/>
-        <w:t>照護排程</w:t>
-      </w:r>
-      <w:proofErr w:type="gramEnd"/>
-      <w:r>
-        <w:rPr>
-          <w:rFonts w:ascii="Times New Roman" w:eastAsia="標楷體" w:hAnsi="Times New Roman" w:cs="Arial" w:hint="eastAsia"/>
-          <w:b/>
-          <w:bCs/>
-        </w:rPr>
-        <w:t>管理</w:t>
+        <w:t>照護排程管理</w:t>
       </w:r>
       <w:r>
         <w:rPr>
@@ -692,7 +682,7 @@
                     </pic:cNvPicPr>
                   </pic:nvPicPr>
                   <pic:blipFill>
-                    <a:blip r:embed="rId12" cstate="print">
+                    <a:blip r:embed="rId14" cstate="print">
                       <a:extLst>
                         <a:ext uri="{28A0092B-C50C-407E-A947-70E740481C1C}">
                           <a14:useLocalDpi xmlns:a14="http://schemas.microsoft.com/office/drawing/2010/main" val="0"/>
@@ -769,7 +759,7 @@
                     </pic:cNvPicPr>
                   </pic:nvPicPr>
                   <pic:blipFill>
-                    <a:blip r:embed="rId13" cstate="print">
+                    <a:blip r:embed="rId15" cstate="print">
                       <a:extLst>
                         <a:ext uri="{28A0092B-C50C-407E-A947-70E740481C1C}">
                           <a14:useLocalDpi xmlns:a14="http://schemas.microsoft.com/office/drawing/2010/main" val="0"/>
@@ -845,7 +835,7 @@
                     </pic:cNvPicPr>
                   </pic:nvPicPr>
                   <pic:blipFill>
-                    <a:blip r:embed="rId14" cstate="print">
+                    <a:blip r:embed="rId16" cstate="print">
                       <a:extLst>
                         <a:ext uri="{28A0092B-C50C-407E-A947-70E740481C1C}">
                           <a14:useLocalDpi xmlns:a14="http://schemas.microsoft.com/office/drawing/2010/main" val="0"/>
@@ -930,7 +920,7 @@
                     </pic:cNvPicPr>
                   </pic:nvPicPr>
                   <pic:blipFill>
-                    <a:blip r:embed="rId15" cstate="print">
+                    <a:blip r:embed="rId17" cstate="print">
                       <a:extLst>
                         <a:ext uri="{28A0092B-C50C-407E-A947-70E740481C1C}">
                           <a14:useLocalDpi xmlns:a14="http://schemas.microsoft.com/office/drawing/2010/main" val="0"/>
@@ -1007,7 +997,7 @@
                     </pic:cNvPicPr>
                   </pic:nvPicPr>
                   <pic:blipFill>
-                    <a:blip r:embed="rId16" cstate="print">
+                    <a:blip r:embed="rId18" cstate="print">
                       <a:extLst>
                         <a:ext uri="{28A0092B-C50C-407E-A947-70E740481C1C}">
                           <a14:useLocalDpi xmlns:a14="http://schemas.microsoft.com/office/drawing/2010/main" val="0"/>
@@ -1093,7 +1083,7 @@
                     </pic:cNvPicPr>
                   </pic:nvPicPr>
                   <pic:blipFill>
-                    <a:blip r:embed="rId17" cstate="print">
+                    <a:blip r:embed="rId19" cstate="print">
                       <a:extLst>
                         <a:ext uri="{28A0092B-C50C-407E-A947-70E740481C1C}">
                           <a14:useLocalDpi xmlns:a14="http://schemas.microsoft.com/office/drawing/2010/main" val="0"/>
@@ -1186,7 +1176,7 @@
                     </pic:cNvPicPr>
                   </pic:nvPicPr>
                   <pic:blipFill>
-                    <a:blip r:embed="rId18" cstate="print">
+                    <a:blip r:embed="rId20" cstate="print">
                       <a:extLst>
                         <a:ext uri="{28A0092B-C50C-407E-A947-70E740481C1C}">
                           <a14:useLocalDpi xmlns:a14="http://schemas.microsoft.com/office/drawing/2010/main" val="0"/>
@@ -1306,11 +1296,20 @@
       <w:pPr>
         <w:widowControl/>
         <w:rPr>
+          <w:rFonts w:ascii="Times New Roman" w:eastAsia="標楷體" w:hAnsi="Times New Roman" w:hint="eastAsia"/>
+          <w:b/>
+          <w:bCs/>
+        </w:rPr>
+      </w:pPr>
+      <w:r>
+        <w:rPr>
           <w:rFonts w:ascii="Times New Roman" w:eastAsia="標楷體" w:hAnsi="Times New Roman"/>
           <w:b/>
           <w:bCs/>
-        </w:rPr>
-      </w:pPr>
+          <w:noProof/>
+        </w:rPr>
+        <w:t>M</w:t>
+      </w:r>
       <w:r>
         <w:rPr>
           <w:rFonts w:ascii="Times New Roman" w:eastAsia="標楷體" w:hAnsi="Times New Roman" w:hint="eastAsia"/>
@@ -1318,54 +1317,16 @@
           <w:bCs/>
           <w:noProof/>
         </w:rPr>
-        <w:drawing>
-          <wp:inline distT="0" distB="0" distL="0" distR="0" wp14:anchorId="512160EF" wp14:editId="2E3555A3">
-            <wp:extent cx="6104255" cy="3522345"/>
-            <wp:effectExtent l="0" t="0" r="0" b="1905"/>
-            <wp:docPr id="2096428309" name="圖片 1"/>
-            <wp:cNvGraphicFramePr>
-              <a:graphicFrameLocks xmlns:a="http://schemas.openxmlformats.org/drawingml/2006/main" noChangeAspect="1"/>
-            </wp:cNvGraphicFramePr>
-            <a:graphic xmlns:a="http://schemas.openxmlformats.org/drawingml/2006/main">
-              <a:graphicData uri="http://schemas.openxmlformats.org/drawingml/2006/picture">
-                <pic:pic xmlns:pic="http://schemas.openxmlformats.org/drawingml/2006/picture">
-                  <pic:nvPicPr>
-                    <pic:cNvPr id="0" name="Picture 1"/>
-                    <pic:cNvPicPr>
-                      <a:picLocks noChangeAspect="1" noChangeArrowheads="1"/>
-                    </pic:cNvPicPr>
-                  </pic:nvPicPr>
-                  <pic:blipFill>
-                    <a:blip r:embed="rId19" cstate="print">
-                      <a:extLst>
-                        <a:ext uri="{28A0092B-C50C-407E-A947-70E740481C1C}">
-                          <a14:useLocalDpi xmlns:a14="http://schemas.microsoft.com/office/drawing/2010/main" val="0"/>
-                        </a:ext>
-                      </a:extLst>
-                    </a:blip>
-                    <a:srcRect/>
-                    <a:stretch>
-                      <a:fillRect/>
-                    </a:stretch>
-                  </pic:blipFill>
-                  <pic:spPr bwMode="auto">
-                    <a:xfrm>
-                      <a:off x="0" y="0"/>
-                      <a:ext cx="6104255" cy="3522345"/>
-                    </a:xfrm>
-                    <a:prstGeom prst="rect">
-                      <a:avLst/>
-                    </a:prstGeom>
-                    <a:noFill/>
-                    <a:ln>
-                      <a:noFill/>
-                    </a:ln>
-                  </pic:spPr>
-                </pic:pic>
-              </a:graphicData>
-            </a:graphic>
-          </wp:inline>
-        </w:drawing>
+        <w:t>ermaid</w:t>
+      </w:r>
+      <w:r>
+        <w:rPr>
+          <w:rFonts w:ascii="Times New Roman" w:eastAsia="標楷體" w:hAnsi="Times New Roman" w:hint="eastAsia"/>
+          <w:b/>
+          <w:bCs/>
+          <w:noProof/>
+        </w:rPr>
+        <w:t>壞了，等她好的時候我再貼上去</w:t>
       </w:r>
     </w:p>
     <w:sectPr>
@@ -1377,6 +1338,56 @@
     </w:sectPr>
   </w:body>
 </w:document>
+</file>
+
+<file path=word/endnotes.xml><?xml version="1.0" encoding="utf-8"?>
+<w:endnotes xmlns:wpc="http://schemas.microsoft.com/office/word/2010/wordprocessingCanvas" xmlns:cx="http://schemas.microsoft.com/office/drawing/2014/chartex" xmlns:cx1="http://schemas.microsoft.com/office/drawing/2015/9/8/chartex" xmlns:cx2="http://schemas.microsoft.com/office/drawing/2015/10/21/chartex" xmlns:cx3="http://schemas.microsoft.com/office/drawing/2016/5/9/chartex" xmlns:cx4="http://schemas.microsoft.com/office/drawing/2016/5/10/chartex" xmlns:cx5="http://schemas.microsoft.com/office/drawing/2016/5/11/chartex" xmlns:cx6="http://schemas.microsoft.com/office/drawing/2016/5/12/chartex" xmlns:cx7="http://schemas.microsoft.com/office/drawing/2016/5/13/chartex" xmlns:cx8="http://schemas.microsoft.com/office/drawing/2016/5/14/chartex" xmlns:mc="http://schemas.openxmlformats.org/markup-compatibility/2006" xmlns:aink="http://schemas.microsoft.com/office/drawing/2016/ink" xmlns:am3d="http://schemas.microsoft.com/office/drawing/2017/model3d" xmlns:o="urn:schemas-microsoft-com:office:office" xmlns:oel="http://schemas.microsoft.com/office/2019/extlst" xmlns:r="http://schemas.openxmlformats.org/officeDocument/2006/relationships" xmlns:m="http://schemas.openxmlformats.org/officeDocument/2006/math" xmlns:v="urn:schemas-microsoft-com:vml" xmlns:wp14="http://schemas.microsoft.com/office/word/2010/wordprocessingDrawing" xmlns:wp="http://schemas.openxmlformats.org/drawingml/2006/wordprocessingDrawing" xmlns:w10="urn:schemas-microsoft-com:office:word" xmlns:w="http://schemas.openxmlformats.org/wordprocessingml/2006/main" xmlns:w14="http://schemas.microsoft.com/office/word/2010/wordml" xmlns:w15="http://schemas.microsoft.com/office/word/2012/wordml" xmlns:w16cex="http://schemas.microsoft.com/office/word/2018/wordml/cex" xmlns:w16cid="http://schemas.microsoft.com/office/word/2016/wordml/cid" xmlns:w16="http://schemas.microsoft.com/office/word/2018/wordml" xmlns:w16du="http://schemas.microsoft.com/office/word/2023/wordml/word16du" xmlns:w16sdtdh="http://schemas.microsoft.com/office/word/2020/wordml/sdtdatahash" xmlns:w16sdtfl="http://schemas.microsoft.com/office/word/2024/wordml/sdtformatlock" xmlns:w16se="http://schemas.microsoft.com/office/word/2015/wordml/symex" xmlns:wpg="http://schemas.microsoft.com/office/word/2010/wordprocessingGroup" xmlns:wpi="http://schemas.microsoft.com/office/word/2010/wordprocessingInk" xmlns:wne="http://schemas.microsoft.com/office/word/2006/wordml" xmlns:wps="http://schemas.microsoft.com/office/word/2010/wordprocessingShape" mc:Ignorable="w14 w15 w16se w16cid w16 w16cex w16sdtdh w16sdtfl w16du wp14">
+  <w:endnote w:type="separator" w:id="-1">
+    <w:p>
+      <w:pPr>
+        <w:spacing w:after="0" w:line="240" w:lineRule="auto"/>
+      </w:pPr>
+      <w:r>
+        <w:separator/>
+      </w:r>
+    </w:p>
+  </w:endnote>
+  <w:endnote w:type="continuationSeparator" w:id="0">
+    <w:p>
+      <w:pPr>
+        <w:spacing w:after="0" w:line="240" w:lineRule="auto"/>
+      </w:pPr>
+      <w:r>
+        <w:continuationSeparator/>
+      </w:r>
+    </w:p>
+  </w:endnote>
+</w:endnotes>
+</file>
+
+<file path=word/footnotes.xml><?xml version="1.0" encoding="utf-8"?>
+<w:footnotes xmlns:wpc="http://schemas.microsoft.com/office/word/2010/wordprocessingCanvas" xmlns:cx="http://schemas.microsoft.com/office/drawing/2014/chartex" xmlns:cx1="http://schemas.microsoft.com/office/drawing/2015/9/8/chartex" xmlns:cx2="http://schemas.microsoft.com/office/drawing/2015/10/21/chartex" xmlns:cx3="http://schemas.microsoft.com/office/drawing/2016/5/9/chartex" xmlns:cx4="http://schemas.microsoft.com/office/drawing/2016/5/10/chartex" xmlns:cx5="http://schemas.microsoft.com/office/drawing/2016/5/11/chartex" xmlns:cx6="http://schemas.microsoft.com/office/drawing/2016/5/12/chartex" xmlns:cx7="http://schemas.microsoft.com/office/drawing/2016/5/13/chartex" xmlns:cx8="http://schemas.microsoft.com/office/drawing/2016/5/14/chartex" xmlns:mc="http://schemas.openxmlformats.org/markup-compatibility/2006" xmlns:aink="http://schemas.microsoft.com/office/drawing/2016/ink" xmlns:am3d="http://schemas.microsoft.com/office/drawing/2017/model3d" xmlns:o="urn:schemas-microsoft-com:office:office" xmlns:oel="http://schemas.microsoft.com/office/2019/extlst" xmlns:r="http://schemas.openxmlformats.org/officeDocument/2006/relationships" xmlns:m="http://schemas.openxmlformats.org/officeDocument/2006/math" xmlns:v="urn:schemas-microsoft-com:vml" xmlns:wp14="http://schemas.microsoft.com/office/word/2010/wordprocessingDrawing" xmlns:wp="http://schemas.openxmlformats.org/drawingml/2006/wordprocessingDrawing" xmlns:w10="urn:schemas-microsoft-com:office:word" xmlns:w="http://schemas.openxmlformats.org/wordprocessingml/2006/main" xmlns:w14="http://schemas.microsoft.com/office/word/2010/wordml" xmlns:w15="http://schemas.microsoft.com/office/word/2012/wordml" xmlns:w16cex="http://schemas.microsoft.com/office/word/2018/wordml/cex" xmlns:w16cid="http://schemas.microsoft.com/office/word/2016/wordml/cid" xmlns:w16="http://schemas.microsoft.com/office/word/2018/wordml" xmlns:w16du="http://schemas.microsoft.com/office/word/2023/wordml/word16du" xmlns:w16sdtdh="http://schemas.microsoft.com/office/word/2020/wordml/sdtdatahash" xmlns:w16sdtfl="http://schemas.microsoft.com/office/word/2024/wordml/sdtformatlock" xmlns:w16se="http://schemas.microsoft.com/office/word/2015/wordml/symex" xmlns:wpg="http://schemas.microsoft.com/office/word/2010/wordprocessingGroup" xmlns:wpi="http://schemas.microsoft.com/office/word/2010/wordprocessingInk" xmlns:wne="http://schemas.microsoft.com/office/word/2006/wordml" xmlns:wps="http://schemas.microsoft.com/office/word/2010/wordprocessingShape" mc:Ignorable="w14 w15 w16se w16cid w16 w16cex w16sdtdh w16sdtfl w16du wp14">
+  <w:footnote w:type="separator" w:id="-1">
+    <w:p>
+      <w:pPr>
+        <w:spacing w:after="0" w:line="240" w:lineRule="auto"/>
+      </w:pPr>
+      <w:r>
+        <w:separator/>
+      </w:r>
+    </w:p>
+  </w:footnote>
+  <w:footnote w:type="continuationSeparator" w:id="0">
+    <w:p>
+      <w:pPr>
+        <w:spacing w:after="0" w:line="240" w:lineRule="auto"/>
+      </w:pPr>
+      <w:r>
+        <w:continuationSeparator/>
+      </w:r>
+    </w:p>
+  </w:footnote>
+</w:footnotes>
 </file>
 
 <file path=word/numbering.xml><?xml version="1.0" encoding="utf-8"?>
@@ -5548,6 +5559,66 @@
       </w:tblBorders>
     </w:tblPr>
   </w:style>
+  <w:style w:type="paragraph" w:styleId="af">
+    <w:name w:val="header"/>
+    <w:basedOn w:val="a"/>
+    <w:link w:val="af0"/>
+    <w:uiPriority w:val="99"/>
+    <w:unhideWhenUsed/>
+    <w:rsid w:val="007C1E9F"/>
+    <w:pPr>
+      <w:tabs>
+        <w:tab w:val="center" w:pos="4153"/>
+        <w:tab w:val="right" w:pos="8306"/>
+      </w:tabs>
+      <w:snapToGrid w:val="0"/>
+    </w:pPr>
+    <w:rPr>
+      <w:sz w:val="20"/>
+      <w:szCs w:val="20"/>
+    </w:rPr>
+  </w:style>
+  <w:style w:type="character" w:customStyle="1" w:styleId="af0">
+    <w:name w:val="頁首 字元"/>
+    <w:basedOn w:val="a0"/>
+    <w:link w:val="af"/>
+    <w:uiPriority w:val="99"/>
+    <w:rsid w:val="007C1E9F"/>
+    <w:rPr>
+      <w:sz w:val="20"/>
+      <w:szCs w:val="20"/>
+    </w:rPr>
+  </w:style>
+  <w:style w:type="paragraph" w:styleId="af1">
+    <w:name w:val="footer"/>
+    <w:basedOn w:val="a"/>
+    <w:link w:val="af2"/>
+    <w:uiPriority w:val="99"/>
+    <w:unhideWhenUsed/>
+    <w:rsid w:val="007C1E9F"/>
+    <w:pPr>
+      <w:tabs>
+        <w:tab w:val="center" w:pos="4153"/>
+        <w:tab w:val="right" w:pos="8306"/>
+      </w:tabs>
+      <w:snapToGrid w:val="0"/>
+    </w:pPr>
+    <w:rPr>
+      <w:sz w:val="20"/>
+      <w:szCs w:val="20"/>
+    </w:rPr>
+  </w:style>
+  <w:style w:type="character" w:customStyle="1" w:styleId="af2">
+    <w:name w:val="頁尾 字元"/>
+    <w:basedOn w:val="a0"/>
+    <w:link w:val="af1"/>
+    <w:uiPriority w:val="99"/>
+    <w:rsid w:val="007C1E9F"/>
+    <w:rPr>
+      <w:sz w:val="20"/>
+      <w:szCs w:val="20"/>
+    </w:rPr>
+  </w:style>
 </w:styles>
 </file>
 

--- a/Documents/Chapter 6.docx
+++ b/Documents/Chapter 6.docx
@@ -580,7 +580,7 @@
           <w:noProof/>
         </w:rPr>
         <w:drawing>
-          <wp:inline distT="0" distB="0" distL="0" distR="0" wp14:anchorId="2A469052" wp14:editId="256E7FC9">
+          <wp:inline distT="0" distB="0" distL="0" distR="0" wp14:anchorId="2A469052" wp14:editId="781DEC7A">
             <wp:extent cx="5751518" cy="8160325"/>
             <wp:effectExtent l="0" t="0" r="1905" b="0"/>
             <wp:docPr id="1520322931" name="圖片 38"/>
@@ -639,6 +639,7 @@
           <w:noProof/>
         </w:rPr>
       </w:pPr>
+      <w:proofErr w:type="gramStart"/>
       <w:r>
         <w:rPr>
           <w:rFonts w:ascii="Times New Roman" w:eastAsia="標楷體" w:hAnsi="Times New Roman" w:cs="Arial" w:hint="eastAsia"/>
@@ -646,7 +647,16 @@
           <w:bCs/>
         </w:rPr>
         <w:lastRenderedPageBreak/>
-        <w:t>照護排程管理</w:t>
+        <w:t>照護排程</w:t>
+      </w:r>
+      <w:proofErr w:type="gramEnd"/>
+      <w:r>
+        <w:rPr>
+          <w:rFonts w:ascii="Times New Roman" w:eastAsia="標楷體" w:hAnsi="Times New Roman" w:cs="Arial" w:hint="eastAsia"/>
+          <w:b/>
+          <w:bCs/>
+        </w:rPr>
+        <w:t>管理</w:t>
       </w:r>
       <w:r>
         <w:rPr>
@@ -1242,13 +1252,83 @@
       </w:r>
       <w:r>
         <w:rPr>
+          <w:rFonts w:ascii="Times New Roman" w:eastAsia="標楷體" w:hAnsi="Times New Roman"/>
+          <w:b/>
+          <w:bCs/>
+          <w:noProof/>
+        </w:rPr>
+        <w:lastRenderedPageBreak/>
+        <w:drawing>
+          <wp:anchor distT="0" distB="0" distL="114300" distR="114300" simplePos="0" relativeHeight="251658240" behindDoc="0" locked="0" layoutInCell="1" allowOverlap="1" wp14:anchorId="2D302B58" wp14:editId="79F2F13F">
+            <wp:simplePos x="0" y="0"/>
+            <wp:positionH relativeFrom="margin">
+              <wp:align>center</wp:align>
+            </wp:positionH>
+            <wp:positionV relativeFrom="paragraph">
+              <wp:posOffset>566420</wp:posOffset>
+            </wp:positionV>
+            <wp:extent cx="7221220" cy="4526280"/>
+            <wp:effectExtent l="0" t="0" r="0" b="7620"/>
+            <wp:wrapTopAndBottom/>
+            <wp:docPr id="851041914" name="圖片 2"/>
+            <wp:cNvGraphicFramePr>
+              <a:graphicFrameLocks xmlns:a="http://schemas.openxmlformats.org/drawingml/2006/main" noChangeAspect="1"/>
+            </wp:cNvGraphicFramePr>
+            <a:graphic xmlns:a="http://schemas.openxmlformats.org/drawingml/2006/main">
+              <a:graphicData uri="http://schemas.openxmlformats.org/drawingml/2006/picture">
+                <pic:pic xmlns:pic="http://schemas.openxmlformats.org/drawingml/2006/picture">
+                  <pic:nvPicPr>
+                    <pic:cNvPr id="0" name="Picture 2"/>
+                    <pic:cNvPicPr>
+                      <a:picLocks noChangeAspect="1" noChangeArrowheads="1"/>
+                    </pic:cNvPicPr>
+                  </pic:nvPicPr>
+                  <pic:blipFill>
+                    <a:blip r:embed="rId21" cstate="print">
+                      <a:extLst>
+                        <a:ext uri="{28A0092B-C50C-407E-A947-70E740481C1C}">
+                          <a14:useLocalDpi xmlns:a14="http://schemas.microsoft.com/office/drawing/2010/main" val="0"/>
+                        </a:ext>
+                      </a:extLst>
+                    </a:blip>
+                    <a:srcRect/>
+                    <a:stretch>
+                      <a:fillRect/>
+                    </a:stretch>
+                  </pic:blipFill>
+                  <pic:spPr bwMode="auto">
+                    <a:xfrm>
+                      <a:off x="0" y="0"/>
+                      <a:ext cx="7221220" cy="4526280"/>
+                    </a:xfrm>
+                    <a:prstGeom prst="rect">
+                      <a:avLst/>
+                    </a:prstGeom>
+                    <a:noFill/>
+                    <a:ln>
+                      <a:noFill/>
+                    </a:ln>
+                  </pic:spPr>
+                </pic:pic>
+              </a:graphicData>
+            </a:graphic>
+            <wp14:sizeRelH relativeFrom="margin">
+              <wp14:pctWidth>0</wp14:pctWidth>
+            </wp14:sizeRelH>
+            <wp14:sizeRelV relativeFrom="margin">
+              <wp14:pctHeight>0</wp14:pctHeight>
+            </wp14:sizeRelV>
+          </wp:anchor>
+        </w:drawing>
+      </w:r>
+      <w:r>
+        <w:rPr>
           <w:rFonts w:ascii="Times New Roman" w:eastAsia="標楷體" w:hAnsi="Times New Roman" w:hint="eastAsia"/>
           <w:b/>
           <w:bCs/>
           <w:sz w:val="28"/>
           <w:szCs w:val="28"/>
         </w:rPr>
-        <w:lastRenderedPageBreak/>
         <w:t>6</w:t>
       </w:r>
       <w:r>
@@ -1296,38 +1376,11 @@
       <w:pPr>
         <w:widowControl/>
         <w:rPr>
-          <w:rFonts w:ascii="Times New Roman" w:eastAsia="標楷體" w:hAnsi="Times New Roman" w:hint="eastAsia"/>
-          <w:b/>
-          <w:bCs/>
-        </w:rPr>
-      </w:pPr>
-      <w:r>
-        <w:rPr>
           <w:rFonts w:ascii="Times New Roman" w:eastAsia="標楷體" w:hAnsi="Times New Roman"/>
           <w:b/>
           <w:bCs/>
-          <w:noProof/>
-        </w:rPr>
-        <w:t>M</w:t>
-      </w:r>
-      <w:r>
-        <w:rPr>
-          <w:rFonts w:ascii="Times New Roman" w:eastAsia="標楷體" w:hAnsi="Times New Roman" w:hint="eastAsia"/>
-          <w:b/>
-          <w:bCs/>
-          <w:noProof/>
-        </w:rPr>
-        <w:t>ermaid</w:t>
-      </w:r>
-      <w:r>
-        <w:rPr>
-          <w:rFonts w:ascii="Times New Roman" w:eastAsia="標楷體" w:hAnsi="Times New Roman" w:hint="eastAsia"/>
-          <w:b/>
-          <w:bCs/>
-          <w:noProof/>
-        </w:rPr>
-        <w:t>壞了，等她好的時候我再貼上去</w:t>
-      </w:r>
+        </w:rPr>
+      </w:pPr>
     </w:p>
     <w:sectPr>
       <w:pgSz w:w="11906" w:h="16838"/>
